--- a/UC Application/UC Application_Tommy 6.docx
+++ b/UC Application/UC Application_Tommy 6.docx
@@ -3,181 +3,504 @@
 <w:document xmlns:wpc="http://schemas.microsoft.com/office/word/2010/wordprocessingCanvas" xmlns:cx="http://schemas.microsoft.com/office/drawing/2014/chartex" xmlns:cx1="http://schemas.microsoft.com/office/drawing/2015/9/8/chartex" xmlns:cx2="http://schemas.microsoft.com/office/drawing/2015/10/21/chartex" xmlns:cx3="http://schemas.microsoft.com/office/drawing/2016/5/9/chartex" xmlns:cx4="http://schemas.microsoft.com/office/drawing/2016/5/10/chartex" xmlns:cx5="http://schemas.microsoft.com/office/drawing/2016/5/11/chartex" xmlns:cx6="http://schemas.microsoft.com/office/drawing/2016/5/12/chartex" xmlns:cx7="http://schemas.microsoft.com/office/drawing/2016/5/13/chartex" xmlns:cx8="http://schemas.microsoft.com/office/drawing/2016/5/14/chartex" xmlns:mc="http://schemas.openxmlformats.org/markup-compatibility/2006" xmlns:aink="http://schemas.microsoft.com/office/drawing/2016/ink" xmlns:am3d="http://schemas.microsoft.com/office/drawing/2017/model3d" xmlns:o="urn:schemas-microsoft-com:office:office" xmlns:oel="http://schemas.microsoft.com/office/2019/extlst" xmlns:r="http://schemas.openxmlformats.org/officeDocument/2006/relationships" xmlns:m="http://schemas.openxmlformats.org/officeDocument/2006/math" xmlns:v="urn:schemas-microsoft-com:vml" xmlns:wp14="http://schemas.microsoft.com/office/word/2010/wordprocessingDrawing" xmlns:wp="http://schemas.openxmlformats.org/drawingml/2006/wordprocessingDrawing" xmlns:w10="urn:schemas-microsoft-com:office:word" xmlns:w="http://schemas.openxmlformats.org/wordprocessingml/2006/main" xmlns:w14="http://schemas.microsoft.com/office/word/2010/wordml" xmlns:w15="http://schemas.microsoft.com/office/word/2012/wordml" xmlns:w16cex="http://schemas.microsoft.com/office/word/2018/wordml/cex" xmlns:w16cid="http://schemas.microsoft.com/office/word/2016/wordml/cid" xmlns:w16="http://schemas.microsoft.com/office/word/2018/wordml" xmlns:w16du="http://schemas.microsoft.com/office/word/2023/wordml/word16du" xmlns:w16sdtdh="http://schemas.microsoft.com/office/word/2020/wordml/sdtdatahash" xmlns:w16sdtfl="http://schemas.microsoft.com/office/word/2024/wordml/sdtformatlock" xmlns:w16se="http://schemas.microsoft.com/office/word/2015/wordml/symex" xmlns:wpg="http://schemas.microsoft.com/office/word/2010/wordprocessingGroup" xmlns:wpi="http://schemas.microsoft.com/office/word/2010/wordprocessingInk" xmlns:wne="http://schemas.microsoft.com/office/word/2006/wordml" xmlns:wps="http://schemas.microsoft.com/office/word/2010/wordprocessingShape" mc:Ignorable="w14 w15 w16se w16cid w16 w16cex w16sdtdh w16sdtfl w16du wp14">
   <w:body>
     <w:p>
-      <w:r>
-        <w:t>I am passionate about physics</w:t>
-      </w:r>
-      <w:r>
-        <w:rPr>
-          <w:rFonts w:hint="eastAsia"/>
-        </w:rPr>
-        <w:t xml:space="preserve"> from</w:t>
-      </w:r>
-      <w:r>
-        <w:t xml:space="preserve"> my </w:t>
-      </w:r>
-      <w:r>
-        <w:t>elementary school</w:t>
-      </w:r>
-      <w:r>
-        <w:t xml:space="preserve">. In that time, this subject is called Science. I have a good friend whose mother is a professor in </w:t>
-      </w:r>
-      <w:r>
-        <w:t>Capital Normal University</w:t>
-      </w:r>
-      <w:r>
-        <w:t xml:space="preserve">. He </w:t>
-      </w:r>
-      <w:r>
-        <w:t>often</w:t>
-      </w:r>
-      <w:r>
-        <w:t xml:space="preserve"> talk</w:t>
-      </w:r>
-      <w:r>
-        <w:t xml:space="preserve">s </w:t>
-      </w:r>
-      <w:r>
-        <w:t>with me about physics basic knowledge and</w:t>
-      </w:r>
-      <w:r>
-        <w:t xml:space="preserve"> his creation like </w:t>
-      </w:r>
-      <w:r>
-        <w:t>Laser mixer</w:t>
-      </w:r>
-      <w:r>
-        <w:rPr>
-          <w:rFonts w:hint="eastAsia"/>
-        </w:rPr>
-        <w:t>.</w:t>
-      </w:r>
-      <w:r>
-        <w:t xml:space="preserve"> </w:t>
-      </w:r>
-      <w:r>
-        <w:t>I was also keen on discussing with him and took notes very carefully in science class, even though the exam results of this course were not included in the mid-term and final grades at that time. Therefore, I was awarded the best note in the class and received many praises from teachers.</w:t>
-      </w:r>
-      <w:r>
-        <w:rPr>
-          <w:rFonts w:hint="eastAsia"/>
-        </w:rPr>
-        <w:t xml:space="preserve"> In</w:t>
-      </w:r>
-      <w:r>
-        <w:t xml:space="preserve"> </w:t>
-      </w:r>
-      <w:r>
-        <w:t>junior high school</w:t>
-      </w:r>
-      <w:r>
-        <w:t>, I official start my physics studying trip.</w:t>
-      </w:r>
-      <w:r>
-        <w:t xml:space="preserve"> </w:t>
-      </w:r>
-      <w:r>
-        <w:t xml:space="preserve">I met a </w:t>
-      </w:r>
-      <w:r>
-        <w:rPr>
-          <w:rFonts w:hint="eastAsia"/>
+      <w:pPr>
+        <w:rPr>
+          <w:rFonts w:ascii="Times New Roman" w:hAnsi="Times New Roman" w:cs="Times New Roman"/>
+          <w:color w:val="000000" w:themeColor="text1"/>
+          <w:sz w:val="24"/>
+        </w:rPr>
+      </w:pPr>
+      <w:r>
+        <w:rPr>
+          <w:rFonts w:ascii="Times New Roman" w:hAnsi="Times New Roman" w:cs="Times New Roman"/>
+          <w:color w:val="000000" w:themeColor="text1"/>
+          <w:sz w:val="24"/>
+        </w:rPr>
+        <w:t xml:space="preserve">I am passionate about physics from my elementary school. In that time, this subject is called Science. I have a good friend whose mother is a professor in Capital Normal University. He often talks with me about physics basic knowledge and his creation like Laser mixer. I was also keen on discussing with him and took notes very carefully in science class, even though the exam results of this course were not included in the mid-term and final grades at that time. Therefore, I was awarded the best note in the class and received many praises from teachers. In junior high school, I official start my physics studying trip. I met a very </w:t>
+      </w:r>
+      <w:proofErr w:type="spellStart"/>
+      <w:r>
+        <w:rPr>
+          <w:rFonts w:ascii="Times New Roman" w:hAnsi="Times New Roman" w:cs="Times New Roman"/>
+          <w:color w:val="000000" w:themeColor="text1"/>
+          <w:sz w:val="24"/>
         </w:rPr>
         <w:t>very</w:t>
       </w:r>
-      <w:r>
-        <w:t xml:space="preserve"> </w:t>
-      </w:r>
-      <w:proofErr w:type="spellStart"/>
-      <w:r>
-        <w:t>very</w:t>
-      </w:r>
       <w:proofErr w:type="spellEnd"/>
       <w:r>
-        <w:t xml:space="preserve"> good teacher.</w:t>
-      </w:r>
-      <w:r>
-        <w:t xml:space="preserve"> She taught us have a lot of patients. Whenever I ask her problem like </w:t>
-      </w:r>
-      <w:r>
-        <w:rPr>
-          <w:rFonts w:hint="eastAsia"/>
-        </w:rPr>
-        <w:t>b</w:t>
-      </w:r>
-      <w:r>
-        <w:t>efore school is over</w:t>
-      </w:r>
-      <w:r>
-        <w:t xml:space="preserve">, she always help me to solve. She also has an interesting teaching method. For example, one time, </w:t>
-      </w:r>
-      <w:r>
-        <w:t>I was sick for a week and asked for leave. I went to her for extra classes with another sick classmate during the lunch break.</w:t>
-      </w:r>
-      <w:r>
-        <w:rPr>
-          <w:rFonts w:hint="eastAsia"/>
-        </w:rPr>
-        <w:t xml:space="preserve"> </w:t>
-      </w:r>
-      <w:r>
-        <w:t xml:space="preserve">She rummaged through boxes and cabinets to find a lot of experimental </w:t>
-      </w:r>
-      <w:r>
-        <w:t>equipment</w:t>
-      </w:r>
-      <w:r>
-        <w:t xml:space="preserve"> and demonstrated many experiments for us, all to enable us to understand quickly and thus reduce the boredom of the lecture.</w:t>
-      </w:r>
-      <w:r>
-        <w:t xml:space="preserve"> She also used some time like big break to organize my class go to l</w:t>
-      </w:r>
-      <w:r>
-        <w:t>aboratory</w:t>
-      </w:r>
-      <w:r>
-        <w:t xml:space="preserve"> and let us to finish some innovative experiments. </w:t>
-      </w:r>
-      <w:r>
-        <w:t>Now, I still like physics very much.</w:t>
-      </w:r>
-      <w:r>
-        <w:rPr>
-          <w:rFonts w:hint="eastAsia"/>
-        </w:rPr>
-        <w:t xml:space="preserve"> </w:t>
-      </w:r>
-      <w:r>
-        <w:t xml:space="preserve">Sometimes I </w:t>
-      </w:r>
-      <w:r>
-        <w:rPr>
-          <w:rFonts w:hint="eastAsia"/>
-        </w:rPr>
-        <w:t>find</w:t>
-      </w:r>
-      <w:r>
-        <w:t xml:space="preserve"> some phenomena by chance</w:t>
-      </w:r>
-      <w:r>
-        <w:t xml:space="preserve">. I will </w:t>
-      </w:r>
-      <w:r>
-        <w:t>ask the AI</w:t>
-      </w:r>
-      <w:r>
-        <w:t xml:space="preserve"> what </w:t>
-      </w:r>
-      <w:r>
-        <w:t>the principle</w:t>
-      </w:r>
-      <w:r>
-        <w:t xml:space="preserve"> can use to explain it. I also have a good physics grade like 5 score in AP Physics 1 and </w:t>
-      </w:r>
-      <w:r>
-        <w:t>Physics Bowl Gold Medal</w:t>
-      </w:r>
-      <w:r>
-        <w:t>.</w:t>
+        <w:rPr>
+          <w:rFonts w:ascii="Times New Roman" w:hAnsi="Times New Roman" w:cs="Times New Roman"/>
+          <w:color w:val="000000" w:themeColor="text1"/>
+          <w:sz w:val="24"/>
+        </w:rPr>
+        <w:t xml:space="preserve"> good teacher. She taught us have a lot of patients. Whenever I ask her problem like before school is over, she always help me to solve. She also has an interesting teaching method. For example, one time, I was sick for a week and asked for leave. I went to her for extra classes with another sick classmate during the lunch break. She rummaged through boxes and cabinets to find a lot of experimental equipment and demonstrated many experiments for us, all to enable us to understand quickly and thus reduce the boredom of the lecture. She also used some time like big break to organize my class go to laboratory and let us to finish some innovative experiments. Now, I still like physics very much. Sometimes I find some phenomena by chance. I will ask the AI what the principle can use to explain it. I also have a good physics grade like 5 score in AP Physics 1 and Physics Bowl Gold Medal.</w:t>
+      </w:r>
+    </w:p>
+    <w:p>
+      <w:pPr>
+        <w:spacing w:after="0" w:line="240" w:lineRule="auto"/>
+        <w:rPr>
+          <w:rFonts w:ascii="Times New Roman" w:hAnsi="Times New Roman" w:cs="Times New Roman"/>
+          <w:color w:val="EE0000"/>
+          <w:sz w:val="24"/>
+        </w:rPr>
+      </w:pPr>
+      <w:r>
+        <w:rPr>
+          <w:rFonts w:ascii="Times New Roman" w:hAnsi="Times New Roman" w:cs="Times New Roman"/>
+          <w:color w:val="EE0000"/>
+          <w:sz w:val="24"/>
+        </w:rPr>
+        <w:t xml:space="preserve">Tommy - This essay shows a clear, lifelong passion, which is a great start. However, as it stands, it feels a bit like a chronological list rather than a focused essay. To make this </w:t>
+      </w:r>
+      <w:r>
+        <w:rPr>
+          <w:rFonts w:ascii="Times New Roman" w:hAnsi="Times New Roman" w:cs="Times New Roman"/>
+          <w:color w:val="EE0000"/>
+          <w:sz w:val="24"/>
+        </w:rPr>
+        <w:t>“</w:t>
+      </w:r>
+      <w:r>
+        <w:rPr>
+          <w:rFonts w:ascii="Times New Roman" w:hAnsi="Times New Roman" w:cs="Times New Roman"/>
+          <w:color w:val="EE0000"/>
+          <w:sz w:val="24"/>
+        </w:rPr>
+        <w:t>UC ready,</w:t>
+      </w:r>
+      <w:r>
+        <w:rPr>
+          <w:rFonts w:ascii="Times New Roman" w:hAnsi="Times New Roman" w:cs="Times New Roman"/>
+          <w:color w:val="EE0000"/>
+          <w:sz w:val="24"/>
+        </w:rPr>
+        <w:t>”</w:t>
+      </w:r>
+      <w:r>
+        <w:rPr>
+          <w:rFonts w:ascii="Times New Roman" w:hAnsi="Times New Roman" w:cs="Times New Roman"/>
+          <w:color w:val="EE0000"/>
+          <w:sz w:val="24"/>
+        </w:rPr>
+        <w:t xml:space="preserve"> we need to sharpen the </w:t>
+      </w:r>
+      <w:proofErr w:type="gramStart"/>
+      <w:r>
+        <w:rPr>
+          <w:rFonts w:ascii="Times New Roman" w:hAnsi="Times New Roman" w:cs="Times New Roman"/>
+          <w:color w:val="EE0000"/>
+          <w:sz w:val="24"/>
+        </w:rPr>
+        <w:t>focus</w:t>
+      </w:r>
+      <w:proofErr w:type="gramEnd"/>
+      <w:r>
+        <w:rPr>
+          <w:rFonts w:ascii="Times New Roman" w:hAnsi="Times New Roman" w:cs="Times New Roman"/>
+          <w:color w:val="EE0000"/>
+          <w:sz w:val="24"/>
+        </w:rPr>
+        <w:t xml:space="preserve"> so it highlights your </w:t>
+      </w:r>
+      <w:r>
+        <w:rPr>
+          <w:rFonts w:ascii="Times New Roman" w:hAnsi="Times New Roman" w:cs="Times New Roman"/>
+          <w:b/>
+          <w:bCs/>
+          <w:color w:val="EE0000"/>
+          <w:sz w:val="24"/>
+        </w:rPr>
+        <w:t>academic curiosity</w:t>
+      </w:r>
+      <w:r>
+        <w:rPr>
+          <w:rFonts w:ascii="Times New Roman" w:hAnsi="Times New Roman" w:cs="Times New Roman"/>
+          <w:color w:val="EE0000"/>
+          <w:sz w:val="24"/>
+        </w:rPr>
+        <w:t xml:space="preserve"> rather than just listing your accomplishments.</w:t>
+      </w:r>
+    </w:p>
+    <w:p>
+      <w:pPr>
+        <w:spacing w:after="0" w:line="240" w:lineRule="auto"/>
+        <w:rPr>
+          <w:rFonts w:ascii="Times New Roman" w:hAnsi="Times New Roman" w:cs="Times New Roman"/>
+          <w:color w:val="EE0000"/>
+          <w:sz w:val="24"/>
+        </w:rPr>
+      </w:pPr>
+    </w:p>
+    <w:p>
+      <w:pPr>
+        <w:spacing w:after="0" w:line="240" w:lineRule="auto"/>
+        <w:rPr>
+          <w:rFonts w:ascii="Times New Roman" w:hAnsi="Times New Roman" w:cs="Times New Roman"/>
+          <w:color w:val="EE0000"/>
+          <w:sz w:val="24"/>
+        </w:rPr>
+      </w:pPr>
+      <w:r>
+        <w:rPr>
+          <w:rFonts w:ascii="Times New Roman" w:hAnsi="Times New Roman" w:cs="Times New Roman"/>
+          <w:b/>
+          <w:bCs/>
+          <w:color w:val="EE0000"/>
+          <w:sz w:val="24"/>
+        </w:rPr>
+        <w:t>Here is how we can take this to the next level:</w:t>
+      </w:r>
+    </w:p>
+    <w:p>
+      <w:pPr>
+        <w:numPr>
+          <w:ilvl w:val="0"/>
+          <w:numId w:val="1"/>
+        </w:numPr>
+        <w:spacing w:after="0" w:line="240" w:lineRule="auto"/>
+        <w:rPr>
+          <w:rFonts w:ascii="Times New Roman" w:hAnsi="Times New Roman" w:cs="Times New Roman"/>
+          <w:color w:val="EE0000"/>
+          <w:sz w:val="24"/>
+        </w:rPr>
+      </w:pPr>
+      <w:r>
+        <w:rPr>
+          <w:rFonts w:ascii="Times New Roman" w:hAnsi="Times New Roman" w:cs="Times New Roman"/>
+          <w:b/>
+          <w:bCs/>
+          <w:color w:val="EE0000"/>
+          <w:sz w:val="24"/>
+        </w:rPr>
+        <w:t xml:space="preserve">Focus on the </w:t>
+      </w:r>
+      <w:r>
+        <w:rPr>
+          <w:rFonts w:ascii="Times New Roman" w:hAnsi="Times New Roman" w:cs="Times New Roman"/>
+          <w:b/>
+          <w:bCs/>
+          <w:color w:val="EE0000"/>
+          <w:sz w:val="24"/>
+        </w:rPr>
+        <w:t>‘</w:t>
+      </w:r>
+      <w:r>
+        <w:rPr>
+          <w:rFonts w:ascii="Times New Roman" w:hAnsi="Times New Roman" w:cs="Times New Roman"/>
+          <w:b/>
+          <w:bCs/>
+          <w:color w:val="EE0000"/>
+          <w:sz w:val="24"/>
+        </w:rPr>
+        <w:t>Why</w:t>
+      </w:r>
+      <w:r>
+        <w:rPr>
+          <w:rFonts w:ascii="Times New Roman" w:hAnsi="Times New Roman" w:cs="Times New Roman"/>
+          <w:b/>
+          <w:bCs/>
+          <w:color w:val="EE0000"/>
+          <w:sz w:val="24"/>
+        </w:rPr>
+        <w:t>’</w:t>
+      </w:r>
+      <w:r>
+        <w:rPr>
+          <w:rFonts w:ascii="Times New Roman" w:hAnsi="Times New Roman" w:cs="Times New Roman"/>
+          <w:b/>
+          <w:bCs/>
+          <w:color w:val="EE0000"/>
+          <w:sz w:val="24"/>
+        </w:rPr>
+        <w:t>:</w:t>
+      </w:r>
+      <w:r>
+        <w:rPr>
+          <w:rFonts w:ascii="Times New Roman" w:hAnsi="Times New Roman" w:cs="Times New Roman"/>
+          <w:color w:val="EE0000"/>
+          <w:sz w:val="24"/>
+        </w:rPr>
+        <w:t xml:space="preserve"> You list a lot of achievements (AP score, Gold Medal, best notes). Admissions officers already see these in your transcript and awards section. Instead of listing them again, let's use the space to explain </w:t>
+      </w:r>
+      <w:r>
+        <w:rPr>
+          <w:rFonts w:ascii="Times New Roman" w:hAnsi="Times New Roman" w:cs="Times New Roman"/>
+          <w:i/>
+          <w:iCs/>
+          <w:color w:val="EE0000"/>
+          <w:sz w:val="24"/>
+        </w:rPr>
+        <w:t>how</w:t>
+      </w:r>
+      <w:r>
+        <w:rPr>
+          <w:rFonts w:ascii="Times New Roman" w:hAnsi="Times New Roman" w:cs="Times New Roman"/>
+          <w:color w:val="EE0000"/>
+          <w:sz w:val="24"/>
+        </w:rPr>
+        <w:t xml:space="preserve"> physics changed the way you see the world.</w:t>
+      </w:r>
+    </w:p>
+    <w:p>
+      <w:pPr>
+        <w:numPr>
+          <w:ilvl w:val="0"/>
+          <w:numId w:val="1"/>
+        </w:numPr>
+        <w:spacing w:after="0" w:line="240" w:lineRule="auto"/>
+        <w:rPr>
+          <w:rFonts w:ascii="Times New Roman" w:hAnsi="Times New Roman" w:cs="Times New Roman"/>
+          <w:color w:val="EE0000"/>
+          <w:sz w:val="24"/>
+        </w:rPr>
+      </w:pPr>
+      <w:r>
+        <w:rPr>
+          <w:rFonts w:ascii="Times New Roman" w:hAnsi="Times New Roman" w:cs="Times New Roman"/>
+          <w:b/>
+          <w:bCs/>
+          <w:color w:val="EE0000"/>
+          <w:sz w:val="24"/>
+        </w:rPr>
+        <w:t xml:space="preserve">Show the </w:t>
+      </w:r>
+      <w:r>
+        <w:rPr>
+          <w:rFonts w:ascii="Times New Roman" w:hAnsi="Times New Roman" w:cs="Times New Roman"/>
+          <w:b/>
+          <w:bCs/>
+          <w:color w:val="EE0000"/>
+          <w:sz w:val="24"/>
+        </w:rPr>
+        <w:t>‘</w:t>
+      </w:r>
+      <w:r>
+        <w:rPr>
+          <w:rFonts w:ascii="Times New Roman" w:hAnsi="Times New Roman" w:cs="Times New Roman"/>
+          <w:b/>
+          <w:bCs/>
+          <w:color w:val="EE0000"/>
+          <w:sz w:val="24"/>
+        </w:rPr>
+        <w:t>Physics Mindset</w:t>
+      </w:r>
+      <w:r>
+        <w:rPr>
+          <w:rFonts w:ascii="Times New Roman" w:hAnsi="Times New Roman" w:cs="Times New Roman"/>
+          <w:b/>
+          <w:bCs/>
+          <w:color w:val="EE0000"/>
+          <w:sz w:val="24"/>
+        </w:rPr>
+        <w:t>’</w:t>
+      </w:r>
+      <w:r>
+        <w:rPr>
+          <w:rFonts w:ascii="Times New Roman" w:hAnsi="Times New Roman" w:cs="Times New Roman"/>
+          <w:b/>
+          <w:bCs/>
+          <w:color w:val="EE0000"/>
+          <w:sz w:val="24"/>
+        </w:rPr>
+        <w:t>:</w:t>
+      </w:r>
+      <w:r>
+        <w:rPr>
+          <w:rFonts w:ascii="Times New Roman" w:hAnsi="Times New Roman" w:cs="Times New Roman"/>
+          <w:color w:val="EE0000"/>
+          <w:sz w:val="24"/>
+        </w:rPr>
+        <w:t xml:space="preserve"> You mention asking AI to explain phenomena you see by chance</w:t>
+      </w:r>
+      <w:r>
+        <w:rPr>
+          <w:rFonts w:ascii="Times New Roman" w:hAnsi="Times New Roman" w:cs="Times New Roman"/>
+          <w:color w:val="EE0000"/>
+          <w:sz w:val="24"/>
+        </w:rPr>
+        <w:t>, which is</w:t>
+      </w:r>
+      <w:r>
+        <w:rPr>
+          <w:rFonts w:ascii="Times New Roman" w:hAnsi="Times New Roman" w:cs="Times New Roman"/>
+          <w:color w:val="EE0000"/>
+          <w:sz w:val="24"/>
+        </w:rPr>
+        <w:t xml:space="preserve"> great! Let’s expand on that. What was one specific phenomenon that caught your eye? A simple, real-world example is much more powerful than a general list of successes.</w:t>
+      </w:r>
+    </w:p>
+    <w:p>
+      <w:pPr>
+        <w:numPr>
+          <w:ilvl w:val="0"/>
+          <w:numId w:val="1"/>
+        </w:numPr>
+        <w:spacing w:after="0" w:line="240" w:lineRule="auto"/>
+        <w:rPr>
+          <w:rFonts w:ascii="Times New Roman" w:hAnsi="Times New Roman" w:cs="Times New Roman"/>
+          <w:color w:val="EE0000"/>
+          <w:sz w:val="24"/>
+        </w:rPr>
+      </w:pPr>
+      <w:r>
+        <w:rPr>
+          <w:rFonts w:ascii="Times New Roman" w:hAnsi="Times New Roman" w:cs="Times New Roman"/>
+          <w:b/>
+          <w:bCs/>
+          <w:color w:val="EE0000"/>
+          <w:sz w:val="24"/>
+        </w:rPr>
+        <w:t>Tighten the Narrative:</w:t>
+      </w:r>
+      <w:r>
+        <w:rPr>
+          <w:rFonts w:ascii="Times New Roman" w:hAnsi="Times New Roman" w:cs="Times New Roman"/>
+          <w:color w:val="EE0000"/>
+          <w:sz w:val="24"/>
+        </w:rPr>
+        <w:t xml:space="preserve"> You have three distinct parts: elementary school, junior high, and now. Let</w:t>
+      </w:r>
+      <w:r>
+        <w:rPr>
+          <w:rFonts w:ascii="Times New Roman" w:hAnsi="Times New Roman" w:cs="Times New Roman"/>
+          <w:color w:val="EE0000"/>
+          <w:sz w:val="24"/>
+        </w:rPr>
+        <w:t>’</w:t>
+      </w:r>
+      <w:r>
+        <w:rPr>
+          <w:rFonts w:ascii="Times New Roman" w:hAnsi="Times New Roman" w:cs="Times New Roman"/>
+          <w:color w:val="EE0000"/>
+          <w:sz w:val="24"/>
+        </w:rPr>
+        <w:t>s merge these so it feels like one cohesive story of how you grew into the student you are today, rather than a timeline.</w:t>
+      </w:r>
+    </w:p>
+    <w:p>
+      <w:pPr>
+        <w:numPr>
+          <w:ilvl w:val="0"/>
+          <w:numId w:val="1"/>
+        </w:numPr>
+        <w:spacing w:after="0" w:line="240" w:lineRule="auto"/>
+        <w:rPr>
+          <w:rFonts w:ascii="Times New Roman" w:hAnsi="Times New Roman" w:cs="Times New Roman" w:hint="eastAsia"/>
+          <w:color w:val="EE0000"/>
+          <w:sz w:val="24"/>
+        </w:rPr>
+      </w:pPr>
+      <w:r>
+        <w:rPr>
+          <w:rFonts w:ascii="Times New Roman" w:hAnsi="Times New Roman" w:cs="Times New Roman"/>
+          <w:b/>
+          <w:bCs/>
+          <w:color w:val="EE0000"/>
+          <w:sz w:val="24"/>
+        </w:rPr>
+        <w:t xml:space="preserve">Remove </w:t>
+      </w:r>
+      <w:r>
+        <w:rPr>
+          <w:rFonts w:ascii="Times New Roman" w:hAnsi="Times New Roman" w:cs="Times New Roman"/>
+          <w:b/>
+          <w:bCs/>
+          <w:color w:val="EE0000"/>
+          <w:sz w:val="24"/>
+        </w:rPr>
+        <w:t>‘</w:t>
+      </w:r>
+      <w:r>
+        <w:rPr>
+          <w:rFonts w:ascii="Times New Roman" w:hAnsi="Times New Roman" w:cs="Times New Roman"/>
+          <w:b/>
+          <w:bCs/>
+          <w:color w:val="EE0000"/>
+          <w:sz w:val="24"/>
+        </w:rPr>
+        <w:t>AI</w:t>
+      </w:r>
+      <w:r>
+        <w:rPr>
+          <w:rFonts w:ascii="Times New Roman" w:hAnsi="Times New Roman" w:cs="Times New Roman"/>
+          <w:b/>
+          <w:bCs/>
+          <w:color w:val="EE0000"/>
+          <w:sz w:val="24"/>
+        </w:rPr>
+        <w:t>’</w:t>
+      </w:r>
+      <w:r>
+        <w:rPr>
+          <w:rFonts w:ascii="Times New Roman" w:hAnsi="Times New Roman" w:cs="Times New Roman"/>
+          <w:b/>
+          <w:bCs/>
+          <w:color w:val="EE0000"/>
+          <w:sz w:val="24"/>
+        </w:rPr>
+        <w:t xml:space="preserve"> references:</w:t>
+      </w:r>
+      <w:r>
+        <w:rPr>
+          <w:rFonts w:ascii="Times New Roman" w:hAnsi="Times New Roman" w:cs="Times New Roman"/>
+          <w:color w:val="EE0000"/>
+          <w:sz w:val="24"/>
+        </w:rPr>
+        <w:t xml:space="preserve"> While it’s fine to use tools, the essay should focus on </w:t>
+      </w:r>
+      <w:r>
+        <w:rPr>
+          <w:rFonts w:ascii="Times New Roman" w:hAnsi="Times New Roman" w:cs="Times New Roman"/>
+          <w:i/>
+          <w:iCs/>
+          <w:color w:val="EE0000"/>
+          <w:sz w:val="24"/>
+        </w:rPr>
+        <w:t>your</w:t>
+      </w:r>
+      <w:r>
+        <w:rPr>
+          <w:rFonts w:ascii="Times New Roman" w:hAnsi="Times New Roman" w:cs="Times New Roman"/>
+          <w:color w:val="EE0000"/>
+          <w:sz w:val="24"/>
+        </w:rPr>
+        <w:t xml:space="preserve"> brain and </w:t>
+      </w:r>
+      <w:r>
+        <w:rPr>
+          <w:rFonts w:ascii="Times New Roman" w:hAnsi="Times New Roman" w:cs="Times New Roman"/>
+          <w:i/>
+          <w:iCs/>
+          <w:color w:val="EE0000"/>
+          <w:sz w:val="24"/>
+        </w:rPr>
+        <w:t>your</w:t>
+      </w:r>
+      <w:r>
+        <w:rPr>
+          <w:rFonts w:ascii="Times New Roman" w:hAnsi="Times New Roman" w:cs="Times New Roman"/>
+          <w:color w:val="EE0000"/>
+          <w:sz w:val="24"/>
+        </w:rPr>
+        <w:t xml:space="preserve"> problem-solving. Let</w:t>
+      </w:r>
+      <w:r>
+        <w:rPr>
+          <w:rFonts w:ascii="Times New Roman" w:hAnsi="Times New Roman" w:cs="Times New Roman"/>
+          <w:color w:val="EE0000"/>
+          <w:sz w:val="24"/>
+        </w:rPr>
+        <w:t>’</w:t>
+      </w:r>
+      <w:r>
+        <w:rPr>
+          <w:rFonts w:ascii="Times New Roman" w:hAnsi="Times New Roman" w:cs="Times New Roman"/>
+          <w:color w:val="EE0000"/>
+          <w:sz w:val="24"/>
+        </w:rPr>
+        <w:t>s frame it as your own internal inquiry rather than relying on an external tool to explain things to you.</w:t>
       </w:r>
     </w:p>
     <w:sectPr>
@@ -188,6 +511,163 @@
     </w:sectPr>
   </w:body>
 </w:document>
+</file>
+
+<file path=word/numbering.xml><?xml version="1.0" encoding="utf-8"?>
+<w:numbering xmlns:wpc="http://schemas.microsoft.com/office/word/2010/wordprocessingCanvas" xmlns:cx="http://schemas.microsoft.com/office/drawing/2014/chartex" xmlns:cx1="http://schemas.microsoft.com/office/drawing/2015/9/8/chartex" xmlns:cx2="http://schemas.microsoft.com/office/drawing/2015/10/21/chartex" xmlns:cx3="http://schemas.microsoft.com/office/drawing/2016/5/9/chartex" xmlns:cx4="http://schemas.microsoft.com/office/drawing/2016/5/10/chartex" xmlns:cx5="http://schemas.microsoft.com/office/drawing/2016/5/11/chartex" xmlns:cx6="http://schemas.microsoft.com/office/drawing/2016/5/12/chartex" xmlns:cx7="http://schemas.microsoft.com/office/drawing/2016/5/13/chartex" xmlns:cx8="http://schemas.microsoft.com/office/drawing/2016/5/14/chartex" xmlns:mc="http://schemas.openxmlformats.org/markup-compatibility/2006" xmlns:aink="http://schemas.microsoft.com/office/drawing/2016/ink" xmlns:am3d="http://schemas.microsoft.com/office/drawing/2017/model3d" xmlns:o="urn:schemas-microsoft-com:office:office" xmlns:oel="http://schemas.microsoft.com/office/2019/extlst" xmlns:r="http://schemas.openxmlformats.org/officeDocument/2006/relationships" xmlns:m="http://schemas.openxmlformats.org/officeDocument/2006/math" xmlns:v="urn:schemas-microsoft-com:vml" xmlns:wp14="http://schemas.microsoft.com/office/word/2010/wordprocessingDrawing" xmlns:wp="http://schemas.openxmlformats.org/drawingml/2006/wordprocessingDrawing" xmlns:w10="urn:schemas-microsoft-com:office:word" xmlns:w="http://schemas.openxmlformats.org/wordprocessingml/2006/main" xmlns:w14="http://schemas.microsoft.com/office/word/2010/wordml" xmlns:w15="http://schemas.microsoft.com/office/word/2012/wordml" xmlns:w16cex="http://schemas.microsoft.com/office/word/2018/wordml/cex" xmlns:w16cid="http://schemas.microsoft.com/office/word/2016/wordml/cid" xmlns:w16="http://schemas.microsoft.com/office/word/2018/wordml" xmlns:w16du="http://schemas.microsoft.com/office/word/2023/wordml/word16du" xmlns:w16sdtdh="http://schemas.microsoft.com/office/word/2020/wordml/sdtdatahash" xmlns:w16sdtfl="http://schemas.microsoft.com/office/word/2024/wordml/sdtformatlock" xmlns:w16se="http://schemas.microsoft.com/office/word/2015/wordml/symex" xmlns:wpg="http://schemas.microsoft.com/office/word/2010/wordprocessingGroup" xmlns:wpi="http://schemas.microsoft.com/office/word/2010/wordprocessingInk" xmlns:wne="http://schemas.microsoft.com/office/word/2006/wordml" xmlns:wps="http://schemas.microsoft.com/office/word/2010/wordprocessingShape" mc:Ignorable="w14 w15 w16se w16cid w16 w16cex w16sdtdh w16sdtfl w16du wp14">
+  <w:abstractNum w:abstractNumId="0" w15:restartNumberingAfterBreak="0">
+    <w:nsid w:val="234242DC"/>
+    <w:multiLevelType w:val="multilevel"/>
+    <w:tmpl w:val="802CA7BA"/>
+    <w:lvl w:ilvl="0">
+      <w:start w:val="1"/>
+      <w:numFmt w:val="bullet"/>
+      <w:lvlText w:val=""/>
+      <w:lvlJc w:val="left"/>
+      <w:pPr>
+        <w:tabs>
+          <w:tab w:val="num" w:pos="720"/>
+        </w:tabs>
+        <w:ind w:left="720" w:hanging="360"/>
+      </w:pPr>
+      <w:rPr>
+        <w:rFonts w:ascii="Symbol" w:hAnsi="Symbol" w:hint="default"/>
+        <w:sz w:val="20"/>
+      </w:rPr>
+    </w:lvl>
+    <w:lvl w:ilvl="1" w:tentative="1">
+      <w:start w:val="1"/>
+      <w:numFmt w:val="bullet"/>
+      <w:lvlText w:val="o"/>
+      <w:lvlJc w:val="left"/>
+      <w:pPr>
+        <w:tabs>
+          <w:tab w:val="num" w:pos="1440"/>
+        </w:tabs>
+        <w:ind w:left="1440" w:hanging="360"/>
+      </w:pPr>
+      <w:rPr>
+        <w:rFonts w:ascii="Courier New" w:hAnsi="Courier New" w:hint="default"/>
+        <w:sz w:val="20"/>
+      </w:rPr>
+    </w:lvl>
+    <w:lvl w:ilvl="2" w:tentative="1">
+      <w:start w:val="1"/>
+      <w:numFmt w:val="bullet"/>
+      <w:lvlText w:val=""/>
+      <w:lvlJc w:val="left"/>
+      <w:pPr>
+        <w:tabs>
+          <w:tab w:val="num" w:pos="2160"/>
+        </w:tabs>
+        <w:ind w:left="2160" w:hanging="360"/>
+      </w:pPr>
+      <w:rPr>
+        <w:rFonts w:ascii="Wingdings" w:hAnsi="Wingdings" w:hint="default"/>
+        <w:sz w:val="20"/>
+      </w:rPr>
+    </w:lvl>
+    <w:lvl w:ilvl="3" w:tentative="1">
+      <w:start w:val="1"/>
+      <w:numFmt w:val="bullet"/>
+      <w:lvlText w:val=""/>
+      <w:lvlJc w:val="left"/>
+      <w:pPr>
+        <w:tabs>
+          <w:tab w:val="num" w:pos="2880"/>
+        </w:tabs>
+        <w:ind w:left="2880" w:hanging="360"/>
+      </w:pPr>
+      <w:rPr>
+        <w:rFonts w:ascii="Wingdings" w:hAnsi="Wingdings" w:hint="default"/>
+        <w:sz w:val="20"/>
+      </w:rPr>
+    </w:lvl>
+    <w:lvl w:ilvl="4" w:tentative="1">
+      <w:start w:val="1"/>
+      <w:numFmt w:val="bullet"/>
+      <w:lvlText w:val=""/>
+      <w:lvlJc w:val="left"/>
+      <w:pPr>
+        <w:tabs>
+          <w:tab w:val="num" w:pos="3600"/>
+        </w:tabs>
+        <w:ind w:left="3600" w:hanging="360"/>
+      </w:pPr>
+      <w:rPr>
+        <w:rFonts w:ascii="Wingdings" w:hAnsi="Wingdings" w:hint="default"/>
+        <w:sz w:val="20"/>
+      </w:rPr>
+    </w:lvl>
+    <w:lvl w:ilvl="5" w:tentative="1">
+      <w:start w:val="1"/>
+      <w:numFmt w:val="bullet"/>
+      <w:lvlText w:val=""/>
+      <w:lvlJc w:val="left"/>
+      <w:pPr>
+        <w:tabs>
+          <w:tab w:val="num" w:pos="4320"/>
+        </w:tabs>
+        <w:ind w:left="4320" w:hanging="360"/>
+      </w:pPr>
+      <w:rPr>
+        <w:rFonts w:ascii="Wingdings" w:hAnsi="Wingdings" w:hint="default"/>
+        <w:sz w:val="20"/>
+      </w:rPr>
+    </w:lvl>
+    <w:lvl w:ilvl="6" w:tentative="1">
+      <w:start w:val="1"/>
+      <w:numFmt w:val="bullet"/>
+      <w:lvlText w:val=""/>
+      <w:lvlJc w:val="left"/>
+      <w:pPr>
+        <w:tabs>
+          <w:tab w:val="num" w:pos="5040"/>
+        </w:tabs>
+        <w:ind w:left="5040" w:hanging="360"/>
+      </w:pPr>
+      <w:rPr>
+        <w:rFonts w:ascii="Wingdings" w:hAnsi="Wingdings" w:hint="default"/>
+        <w:sz w:val="20"/>
+      </w:rPr>
+    </w:lvl>
+    <w:lvl w:ilvl="7" w:tentative="1">
+      <w:start w:val="1"/>
+      <w:numFmt w:val="bullet"/>
+      <w:lvlText w:val=""/>
+      <w:lvlJc w:val="left"/>
+      <w:pPr>
+        <w:tabs>
+          <w:tab w:val="num" w:pos="5760"/>
+        </w:tabs>
+        <w:ind w:left="5760" w:hanging="360"/>
+      </w:pPr>
+      <w:rPr>
+        <w:rFonts w:ascii="Wingdings" w:hAnsi="Wingdings" w:hint="default"/>
+        <w:sz w:val="20"/>
+      </w:rPr>
+    </w:lvl>
+    <w:lvl w:ilvl="8" w:tentative="1">
+      <w:start w:val="1"/>
+      <w:numFmt w:val="bullet"/>
+      <w:lvlText w:val=""/>
+      <w:lvlJc w:val="left"/>
+      <w:pPr>
+        <w:tabs>
+          <w:tab w:val="num" w:pos="6480"/>
+        </w:tabs>
+        <w:ind w:left="6480" w:hanging="360"/>
+      </w:pPr>
+      <w:rPr>
+        <w:rFonts w:ascii="Wingdings" w:hAnsi="Wingdings" w:hint="default"/>
+        <w:sz w:val="20"/>
+      </w:rPr>
+    </w:lvl>
+  </w:abstractNum>
+  <w:num w:numId="1" w16cid:durableId="319892322">
+    <w:abstractNumId w:val="0"/>
+  </w:num>
+</w:numbering>
 </file>
 
 <file path=word/styles.xml><?xml version="1.0" encoding="utf-8"?>
@@ -590,6 +1070,7 @@
   <w:style w:type="paragraph" w:default="1" w:styleId="a">
     <w:name w:val="Normal"/>
     <w:qFormat/>
+    <w:rsid w:val="00503CF3"/>
     <w:pPr>
       <w:widowControl w:val="0"/>
     </w:pPr>

--- a/UC Application/UC Application_Tommy 6.docx
+++ b/UC Application/UC Application_Tommy 6.docx
@@ -5,9 +5,7 @@
     <w:p>
       <w:pPr>
         <w:rPr>
-          <w:rFonts w:ascii="Times New Roman" w:hAnsi="Times New Roman" w:cs="Times New Roman"/>
-          <w:color w:val="000000" w:themeColor="text1"/>
-          <w:sz w:val="24"/>
+          <w:rFonts w:hint="eastAsia"/>
         </w:rPr>
       </w:pPr>
       <w:r>
@@ -16,491 +14,47 @@
           <w:color w:val="000000" w:themeColor="text1"/>
           <w:sz w:val="24"/>
         </w:rPr>
-        <w:t xml:space="preserve">I am passionate about physics from my elementary school. In that time, this subject is called Science. I have a good friend whose mother is a professor in Capital Normal University. He often talks with me about physics basic knowledge and his creation like Laser mixer. I was also keen on discussing with him and took notes very carefully in science class, even though the exam results of this course were not included in the mid-term and final grades at that time. Therefore, I was awarded the best note in the class and received many praises from teachers. In junior high school, I official start my physics studying trip. I met a very </w:t>
+        <w:t>I have been passionate about physics since elementary school, when the subject was called Science. At that time, I had a close friend whose mother was a professor at Capital Normal University. He often shared basic physics concepts with me and even described some of her projects, such as laser devices she was developing. I enjoyed discussing these ideas with him and took careful notes in class, even though science was not included in our major exams. My teacher once praised my notebook as one of the most detailed in class, which encouraged me to take the subject more seriously.</w:t>
       </w:r>
-      <w:proofErr w:type="spellStart"/>
       <w:r>
         <w:rPr>
           <w:rFonts w:ascii="Times New Roman" w:hAnsi="Times New Roman" w:cs="Times New Roman"/>
           <w:color w:val="000000" w:themeColor="text1"/>
           <w:sz w:val="24"/>
         </w:rPr>
-        <w:t>very</w:t>
+        <w:t xml:space="preserve"> </w:t>
       </w:r>
-      <w:proofErr w:type="spellEnd"/>
       <w:r>
         <w:rPr>
           <w:rFonts w:ascii="Times New Roman" w:hAnsi="Times New Roman" w:cs="Times New Roman"/>
           <w:color w:val="000000" w:themeColor="text1"/>
           <w:sz w:val="24"/>
         </w:rPr>
-        <w:t xml:space="preserve"> good teacher. She taught us have a lot of patients. Whenever I ask her problem like before school is over, she always help me to solve. She also has an interesting teaching method. For example, one time, I was sick for a week and asked for leave. I went to her for extra classes with another sick classmate during the lunch break. She rummaged through boxes and cabinets to find a lot of experimental equipment and demonstrated many experiments for us, all to enable us to understand quickly and thus reduce the boredom of the lecture. She also used some time like big break to organize my class go to laboratory and let us to finish some innovative experiments. Now, I still like physics very much. Sometimes I find some phenomena by chance. I will ask the AI what the principle can use to explain it. I also have a good physics grade like 5 score in AP Physics 1 and Physics Bowl Gold Medal.</w:t>
-      </w:r>
-    </w:p>
-    <w:p>
-      <w:pPr>
-        <w:spacing w:after="0" w:line="240" w:lineRule="auto"/>
-        <w:rPr>
-          <w:rFonts w:ascii="Times New Roman" w:hAnsi="Times New Roman" w:cs="Times New Roman"/>
-          <w:color w:val="EE0000"/>
-          <w:sz w:val="24"/>
-        </w:rPr>
-      </w:pPr>
-      <w:r>
-        <w:rPr>
-          <w:rFonts w:ascii="Times New Roman" w:hAnsi="Times New Roman" w:cs="Times New Roman"/>
-          <w:color w:val="EE0000"/>
-          <w:sz w:val="24"/>
-        </w:rPr>
-        <w:t xml:space="preserve">Tommy - This essay shows a clear, lifelong passion, which is a great start. However, as it stands, it feels a bit like a chronological list rather than a focused essay. To make this </w:t>
+        <w:t>In junior high school, I officially began studying physics. I met an inspiring teacher who was both patient and creative. Whenever I had questions, even after class, she would stay and explain them step by step. Once, when I missed a week of school due to illness, she used her lunch break to review the material with another classmate and me. Instead of simply lecturing, she searched for experimental equipment and demonstrated several hands-on experiments so we could understand the concepts more clearly. Her approach showed me that physics is not just formulas on paper, but a way to explore the real world.</w:t>
       </w:r>
       <w:r>
         <w:rPr>
           <w:rFonts w:ascii="Times New Roman" w:hAnsi="Times New Roman" w:cs="Times New Roman"/>
-          <w:color w:val="EE0000"/>
+          <w:color w:val="000000" w:themeColor="text1"/>
           <w:sz w:val="24"/>
         </w:rPr>
-        <w:t>“</w:t>
+        <w:t xml:space="preserve"> </w:t>
       </w:r>
       <w:r>
         <w:rPr>
           <w:rFonts w:ascii="Times New Roman" w:hAnsi="Times New Roman" w:cs="Times New Roman"/>
-          <w:color w:val="EE0000"/>
+          <w:color w:val="000000" w:themeColor="text1"/>
           <w:sz w:val="24"/>
         </w:rPr>
-        <w:t>UC ready,</w:t>
+        <w:t>Now, physics shapes how I observe everyday life. For example, one day I noticed the colorful patterns in a soap bubble and began wondering why the colors shift as the surface moves. I later learned this is caused by thin-film interference. Moments like this remind me that physics is everywhere</w:t>
       </w:r>
       <w:r>
         <w:rPr>
           <w:rFonts w:ascii="Times New Roman" w:hAnsi="Times New Roman" w:cs="Times New Roman"/>
-          <w:color w:val="EE0000"/>
+          <w:color w:val="000000" w:themeColor="text1"/>
           <w:sz w:val="24"/>
         </w:rPr>
-        <w:t>”</w:t>
-      </w:r>
-      <w:r>
-        <w:rPr>
-          <w:rFonts w:ascii="Times New Roman" w:hAnsi="Times New Roman" w:cs="Times New Roman"/>
-          <w:color w:val="EE0000"/>
-          <w:sz w:val="24"/>
-        </w:rPr>
-        <w:t xml:space="preserve"> we need to sharpen the </w:t>
-      </w:r>
-      <w:proofErr w:type="gramStart"/>
-      <w:r>
-        <w:rPr>
-          <w:rFonts w:ascii="Times New Roman" w:hAnsi="Times New Roman" w:cs="Times New Roman"/>
-          <w:color w:val="EE0000"/>
-          <w:sz w:val="24"/>
-        </w:rPr>
-        <w:t>focus</w:t>
-      </w:r>
-      <w:proofErr w:type="gramEnd"/>
-      <w:r>
-        <w:rPr>
-          <w:rFonts w:ascii="Times New Roman" w:hAnsi="Times New Roman" w:cs="Times New Roman"/>
-          <w:color w:val="EE0000"/>
-          <w:sz w:val="24"/>
-        </w:rPr>
-        <w:t xml:space="preserve"> so it highlights your </w:t>
-      </w:r>
-      <w:r>
-        <w:rPr>
-          <w:rFonts w:ascii="Times New Roman" w:hAnsi="Times New Roman" w:cs="Times New Roman"/>
-          <w:b/>
-          <w:bCs/>
-          <w:color w:val="EE0000"/>
-          <w:sz w:val="24"/>
-        </w:rPr>
-        <w:t>academic curiosity</w:t>
-      </w:r>
-      <w:r>
-        <w:rPr>
-          <w:rFonts w:ascii="Times New Roman" w:hAnsi="Times New Roman" w:cs="Times New Roman"/>
-          <w:color w:val="EE0000"/>
-          <w:sz w:val="24"/>
-        </w:rPr>
-        <w:t xml:space="preserve"> rather than just listing your accomplishments.</w:t>
-      </w:r>
-    </w:p>
-    <w:p>
-      <w:pPr>
-        <w:spacing w:after="0" w:line="240" w:lineRule="auto"/>
-        <w:rPr>
-          <w:rFonts w:ascii="Times New Roman" w:hAnsi="Times New Roman" w:cs="Times New Roman"/>
-          <w:color w:val="EE0000"/>
-          <w:sz w:val="24"/>
-        </w:rPr>
-      </w:pPr>
-    </w:p>
-    <w:p>
-      <w:pPr>
-        <w:spacing w:after="0" w:line="240" w:lineRule="auto"/>
-        <w:rPr>
-          <w:rFonts w:ascii="Times New Roman" w:hAnsi="Times New Roman" w:cs="Times New Roman"/>
-          <w:color w:val="EE0000"/>
-          <w:sz w:val="24"/>
-        </w:rPr>
-      </w:pPr>
-      <w:r>
-        <w:rPr>
-          <w:rFonts w:ascii="Times New Roman" w:hAnsi="Times New Roman" w:cs="Times New Roman"/>
-          <w:b/>
-          <w:bCs/>
-          <w:color w:val="EE0000"/>
-          <w:sz w:val="24"/>
-        </w:rPr>
-        <w:t>Here is how we can take this to the next level:</w:t>
-      </w:r>
-    </w:p>
-    <w:p>
-      <w:pPr>
-        <w:numPr>
-          <w:ilvl w:val="0"/>
-          <w:numId w:val="1"/>
-        </w:numPr>
-        <w:spacing w:after="0" w:line="240" w:lineRule="auto"/>
-        <w:rPr>
-          <w:rFonts w:ascii="Times New Roman" w:hAnsi="Times New Roman" w:cs="Times New Roman"/>
-          <w:color w:val="EE0000"/>
-          <w:sz w:val="24"/>
-        </w:rPr>
-      </w:pPr>
-      <w:r>
-        <w:rPr>
-          <w:rFonts w:ascii="Times New Roman" w:hAnsi="Times New Roman" w:cs="Times New Roman"/>
-          <w:b/>
-          <w:bCs/>
-          <w:color w:val="EE0000"/>
-          <w:sz w:val="24"/>
-        </w:rPr>
-        <w:t xml:space="preserve">Focus on the </w:t>
-      </w:r>
-      <w:r>
-        <w:rPr>
-          <w:rFonts w:ascii="Times New Roman" w:hAnsi="Times New Roman" w:cs="Times New Roman"/>
-          <w:b/>
-          <w:bCs/>
-          <w:color w:val="EE0000"/>
-          <w:sz w:val="24"/>
-        </w:rPr>
-        <w:t>‘</w:t>
-      </w:r>
-      <w:r>
-        <w:rPr>
-          <w:rFonts w:ascii="Times New Roman" w:hAnsi="Times New Roman" w:cs="Times New Roman"/>
-          <w:b/>
-          <w:bCs/>
-          <w:color w:val="EE0000"/>
-          <w:sz w:val="24"/>
-        </w:rPr>
-        <w:t>Why</w:t>
-      </w:r>
-      <w:r>
-        <w:rPr>
-          <w:rFonts w:ascii="Times New Roman" w:hAnsi="Times New Roman" w:cs="Times New Roman"/>
-          <w:b/>
-          <w:bCs/>
-          <w:color w:val="EE0000"/>
-          <w:sz w:val="24"/>
-        </w:rPr>
-        <w:t>’</w:t>
-      </w:r>
-      <w:r>
-        <w:rPr>
-          <w:rFonts w:ascii="Times New Roman" w:hAnsi="Times New Roman" w:cs="Times New Roman"/>
-          <w:b/>
-          <w:bCs/>
-          <w:color w:val="EE0000"/>
-          <w:sz w:val="24"/>
-        </w:rPr>
-        <w:t>:</w:t>
-      </w:r>
-      <w:r>
-        <w:rPr>
-          <w:rFonts w:ascii="Times New Roman" w:hAnsi="Times New Roman" w:cs="Times New Roman"/>
-          <w:color w:val="EE0000"/>
-          <w:sz w:val="24"/>
-        </w:rPr>
-        <w:t xml:space="preserve"> You list a lot of achievements (AP score, Gold Medal, best notes). Admissions officers already see these in your transcript and awards section. Instead of listing them again, let's use the space to explain </w:t>
-      </w:r>
-      <w:r>
-        <w:rPr>
-          <w:rFonts w:ascii="Times New Roman" w:hAnsi="Times New Roman" w:cs="Times New Roman"/>
-          <w:i/>
-          <w:iCs/>
-          <w:color w:val="EE0000"/>
-          <w:sz w:val="24"/>
-        </w:rPr>
-        <w:t>how</w:t>
-      </w:r>
-      <w:r>
-        <w:rPr>
-          <w:rFonts w:ascii="Times New Roman" w:hAnsi="Times New Roman" w:cs="Times New Roman"/>
-          <w:color w:val="EE0000"/>
-          <w:sz w:val="24"/>
-        </w:rPr>
-        <w:t xml:space="preserve"> physics changed the way you see the world.</w:t>
-      </w:r>
-    </w:p>
-    <w:p>
-      <w:pPr>
-        <w:numPr>
-          <w:ilvl w:val="0"/>
-          <w:numId w:val="1"/>
-        </w:numPr>
-        <w:spacing w:after="0" w:line="240" w:lineRule="auto"/>
-        <w:rPr>
-          <w:rFonts w:ascii="Times New Roman" w:hAnsi="Times New Roman" w:cs="Times New Roman"/>
-          <w:color w:val="EE0000"/>
-          <w:sz w:val="24"/>
-        </w:rPr>
-      </w:pPr>
-      <w:r>
-        <w:rPr>
-          <w:rFonts w:ascii="Times New Roman" w:hAnsi="Times New Roman" w:cs="Times New Roman"/>
-          <w:b/>
-          <w:bCs/>
-          <w:color w:val="EE0000"/>
-          <w:sz w:val="24"/>
-        </w:rPr>
-        <w:t xml:space="preserve">Show the </w:t>
-      </w:r>
-      <w:r>
-        <w:rPr>
-          <w:rFonts w:ascii="Times New Roman" w:hAnsi="Times New Roman" w:cs="Times New Roman"/>
-          <w:b/>
-          <w:bCs/>
-          <w:color w:val="EE0000"/>
-          <w:sz w:val="24"/>
-        </w:rPr>
-        <w:t>‘</w:t>
-      </w:r>
-      <w:r>
-        <w:rPr>
-          <w:rFonts w:ascii="Times New Roman" w:hAnsi="Times New Roman" w:cs="Times New Roman"/>
-          <w:b/>
-          <w:bCs/>
-          <w:color w:val="EE0000"/>
-          <w:sz w:val="24"/>
-        </w:rPr>
-        <w:t>Physics Mindset</w:t>
-      </w:r>
-      <w:r>
-        <w:rPr>
-          <w:rFonts w:ascii="Times New Roman" w:hAnsi="Times New Roman" w:cs="Times New Roman"/>
-          <w:b/>
-          <w:bCs/>
-          <w:color w:val="EE0000"/>
-          <w:sz w:val="24"/>
-        </w:rPr>
-        <w:t>’</w:t>
-      </w:r>
-      <w:r>
-        <w:rPr>
-          <w:rFonts w:ascii="Times New Roman" w:hAnsi="Times New Roman" w:cs="Times New Roman"/>
-          <w:b/>
-          <w:bCs/>
-          <w:color w:val="EE0000"/>
-          <w:sz w:val="24"/>
-        </w:rPr>
-        <w:t>:</w:t>
-      </w:r>
-      <w:r>
-        <w:rPr>
-          <w:rFonts w:ascii="Times New Roman" w:hAnsi="Times New Roman" w:cs="Times New Roman"/>
-          <w:color w:val="EE0000"/>
-          <w:sz w:val="24"/>
-        </w:rPr>
-        <w:t xml:space="preserve"> You mention asking AI to explain phenomena you see by chance</w:t>
-      </w:r>
-      <w:r>
-        <w:rPr>
-          <w:rFonts w:ascii="Times New Roman" w:hAnsi="Times New Roman" w:cs="Times New Roman"/>
-          <w:color w:val="EE0000"/>
-          <w:sz w:val="24"/>
-        </w:rPr>
-        <w:t>, which is</w:t>
-      </w:r>
-      <w:r>
-        <w:rPr>
-          <w:rFonts w:ascii="Times New Roman" w:hAnsi="Times New Roman" w:cs="Times New Roman"/>
-          <w:color w:val="EE0000"/>
-          <w:sz w:val="24"/>
-        </w:rPr>
-        <w:t xml:space="preserve"> great! Let’s expand on that. What was one specific phenomenon that caught your eye? A simple, real-world example is much more powerful than a general list of successes.</w:t>
-      </w:r>
-    </w:p>
-    <w:p>
-      <w:pPr>
-        <w:numPr>
-          <w:ilvl w:val="0"/>
-          <w:numId w:val="1"/>
-        </w:numPr>
-        <w:spacing w:after="0" w:line="240" w:lineRule="auto"/>
-        <w:rPr>
-          <w:rFonts w:ascii="Times New Roman" w:hAnsi="Times New Roman" w:cs="Times New Roman"/>
-          <w:color w:val="EE0000"/>
-          <w:sz w:val="24"/>
-        </w:rPr>
-      </w:pPr>
-      <w:r>
-        <w:rPr>
-          <w:rFonts w:ascii="Times New Roman" w:hAnsi="Times New Roman" w:cs="Times New Roman"/>
-          <w:b/>
-          <w:bCs/>
-          <w:color w:val="EE0000"/>
-          <w:sz w:val="24"/>
-        </w:rPr>
-        <w:t>Tighten the Narrative:</w:t>
-      </w:r>
-      <w:r>
-        <w:rPr>
-          <w:rFonts w:ascii="Times New Roman" w:hAnsi="Times New Roman" w:cs="Times New Roman"/>
-          <w:color w:val="EE0000"/>
-          <w:sz w:val="24"/>
-        </w:rPr>
-        <w:t xml:space="preserve"> You have three distinct parts: elementary school, junior high, and now. Let</w:t>
-      </w:r>
-      <w:r>
-        <w:rPr>
-          <w:rFonts w:ascii="Times New Roman" w:hAnsi="Times New Roman" w:cs="Times New Roman"/>
-          <w:color w:val="EE0000"/>
-          <w:sz w:val="24"/>
-        </w:rPr>
-        <w:t>’</w:t>
-      </w:r>
-      <w:r>
-        <w:rPr>
-          <w:rFonts w:ascii="Times New Roman" w:hAnsi="Times New Roman" w:cs="Times New Roman"/>
-          <w:color w:val="EE0000"/>
-          <w:sz w:val="24"/>
-        </w:rPr>
-        <w:t>s merge these so it feels like one cohesive story of how you grew into the student you are today, rather than a timeline.</w:t>
-      </w:r>
-    </w:p>
-    <w:p>
-      <w:pPr>
-        <w:numPr>
-          <w:ilvl w:val="0"/>
-          <w:numId w:val="1"/>
-        </w:numPr>
-        <w:spacing w:after="0" w:line="240" w:lineRule="auto"/>
-        <w:rPr>
-          <w:rFonts w:ascii="Times New Roman" w:hAnsi="Times New Roman" w:cs="Times New Roman" w:hint="eastAsia"/>
-          <w:color w:val="EE0000"/>
-          <w:sz w:val="24"/>
-        </w:rPr>
-      </w:pPr>
-      <w:r>
-        <w:rPr>
-          <w:rFonts w:ascii="Times New Roman" w:hAnsi="Times New Roman" w:cs="Times New Roman"/>
-          <w:b/>
-          <w:bCs/>
-          <w:color w:val="EE0000"/>
-          <w:sz w:val="24"/>
-        </w:rPr>
-        <w:t xml:space="preserve">Remove </w:t>
-      </w:r>
-      <w:r>
-        <w:rPr>
-          <w:rFonts w:ascii="Times New Roman" w:hAnsi="Times New Roman" w:cs="Times New Roman"/>
-          <w:b/>
-          <w:bCs/>
-          <w:color w:val="EE0000"/>
-          <w:sz w:val="24"/>
-        </w:rPr>
-        <w:t>‘</w:t>
-      </w:r>
-      <w:r>
-        <w:rPr>
-          <w:rFonts w:ascii="Times New Roman" w:hAnsi="Times New Roman" w:cs="Times New Roman"/>
-          <w:b/>
-          <w:bCs/>
-          <w:color w:val="EE0000"/>
-          <w:sz w:val="24"/>
-        </w:rPr>
-        <w:t>AI</w:t>
-      </w:r>
-      <w:r>
-        <w:rPr>
-          <w:rFonts w:ascii="Times New Roman" w:hAnsi="Times New Roman" w:cs="Times New Roman"/>
-          <w:b/>
-          <w:bCs/>
-          <w:color w:val="EE0000"/>
-          <w:sz w:val="24"/>
-        </w:rPr>
-        <w:t>’</w:t>
-      </w:r>
-      <w:r>
-        <w:rPr>
-          <w:rFonts w:ascii="Times New Roman" w:hAnsi="Times New Roman" w:cs="Times New Roman"/>
-          <w:b/>
-          <w:bCs/>
-          <w:color w:val="EE0000"/>
-          <w:sz w:val="24"/>
-        </w:rPr>
-        <w:t xml:space="preserve"> references:</w:t>
-      </w:r>
-      <w:r>
-        <w:rPr>
-          <w:rFonts w:ascii="Times New Roman" w:hAnsi="Times New Roman" w:cs="Times New Roman"/>
-          <w:color w:val="EE0000"/>
-          <w:sz w:val="24"/>
-        </w:rPr>
-        <w:t xml:space="preserve"> While it’s fine to use tools, the essay should focus on </w:t>
-      </w:r>
-      <w:r>
-        <w:rPr>
-          <w:rFonts w:ascii="Times New Roman" w:hAnsi="Times New Roman" w:cs="Times New Roman"/>
-          <w:i/>
-          <w:iCs/>
-          <w:color w:val="EE0000"/>
-          <w:sz w:val="24"/>
-        </w:rPr>
-        <w:t>your</w:t>
-      </w:r>
-      <w:r>
-        <w:rPr>
-          <w:rFonts w:ascii="Times New Roman" w:hAnsi="Times New Roman" w:cs="Times New Roman"/>
-          <w:color w:val="EE0000"/>
-          <w:sz w:val="24"/>
-        </w:rPr>
-        <w:t xml:space="preserve"> brain and </w:t>
-      </w:r>
-      <w:r>
-        <w:rPr>
-          <w:rFonts w:ascii="Times New Roman" w:hAnsi="Times New Roman" w:cs="Times New Roman"/>
-          <w:i/>
-          <w:iCs/>
-          <w:color w:val="EE0000"/>
-          <w:sz w:val="24"/>
-        </w:rPr>
-        <w:t>your</w:t>
-      </w:r>
-      <w:r>
-        <w:rPr>
-          <w:rFonts w:ascii="Times New Roman" w:hAnsi="Times New Roman" w:cs="Times New Roman"/>
-          <w:color w:val="EE0000"/>
-          <w:sz w:val="24"/>
-        </w:rPr>
-        <w:t xml:space="preserve"> problem-solving. Let</w:t>
-      </w:r>
-      <w:r>
-        <w:rPr>
-          <w:rFonts w:ascii="Times New Roman" w:hAnsi="Times New Roman" w:cs="Times New Roman"/>
-          <w:color w:val="EE0000"/>
-          <w:sz w:val="24"/>
-        </w:rPr>
-        <w:t>’</w:t>
-      </w:r>
-      <w:r>
-        <w:rPr>
-          <w:rFonts w:ascii="Times New Roman" w:hAnsi="Times New Roman" w:cs="Times New Roman"/>
-          <w:color w:val="EE0000"/>
-          <w:sz w:val="24"/>
-        </w:rPr>
-        <w:t>s frame it as your own internal inquiry rather than relying on an external tool to explain things to you.</w:t>
+        <w:t>.</w:t>
       </w:r>
     </w:p>
     <w:sectPr>
@@ -511,6 +65,56 @@
     </w:sectPr>
   </w:body>
 </w:document>
+</file>
+
+<file path=word/endnotes.xml><?xml version="1.0" encoding="utf-8"?>
+<w:endnotes xmlns:wpc="http://schemas.microsoft.com/office/word/2010/wordprocessingCanvas" xmlns:cx="http://schemas.microsoft.com/office/drawing/2014/chartex" xmlns:cx1="http://schemas.microsoft.com/office/drawing/2015/9/8/chartex" xmlns:cx2="http://schemas.microsoft.com/office/drawing/2015/10/21/chartex" xmlns:cx3="http://schemas.microsoft.com/office/drawing/2016/5/9/chartex" xmlns:cx4="http://schemas.microsoft.com/office/drawing/2016/5/10/chartex" xmlns:cx5="http://schemas.microsoft.com/office/drawing/2016/5/11/chartex" xmlns:cx6="http://schemas.microsoft.com/office/drawing/2016/5/12/chartex" xmlns:cx7="http://schemas.microsoft.com/office/drawing/2016/5/13/chartex" xmlns:cx8="http://schemas.microsoft.com/office/drawing/2016/5/14/chartex" xmlns:mc="http://schemas.openxmlformats.org/markup-compatibility/2006" xmlns:aink="http://schemas.microsoft.com/office/drawing/2016/ink" xmlns:am3d="http://schemas.microsoft.com/office/drawing/2017/model3d" xmlns:o="urn:schemas-microsoft-com:office:office" xmlns:oel="http://schemas.microsoft.com/office/2019/extlst" xmlns:r="http://schemas.openxmlformats.org/officeDocument/2006/relationships" xmlns:m="http://schemas.openxmlformats.org/officeDocument/2006/math" xmlns:v="urn:schemas-microsoft-com:vml" xmlns:wp14="http://schemas.microsoft.com/office/word/2010/wordprocessingDrawing" xmlns:wp="http://schemas.openxmlformats.org/drawingml/2006/wordprocessingDrawing" xmlns:w10="urn:schemas-microsoft-com:office:word" xmlns:w="http://schemas.openxmlformats.org/wordprocessingml/2006/main" xmlns:w14="http://schemas.microsoft.com/office/word/2010/wordml" xmlns:w15="http://schemas.microsoft.com/office/word/2012/wordml" xmlns:w16cex="http://schemas.microsoft.com/office/word/2018/wordml/cex" xmlns:w16cid="http://schemas.microsoft.com/office/word/2016/wordml/cid" xmlns:w16="http://schemas.microsoft.com/office/word/2018/wordml" xmlns:w16du="http://schemas.microsoft.com/office/word/2023/wordml/word16du" xmlns:w16sdtdh="http://schemas.microsoft.com/office/word/2020/wordml/sdtdatahash" xmlns:w16sdtfl="http://schemas.microsoft.com/office/word/2024/wordml/sdtformatlock" xmlns:w16se="http://schemas.microsoft.com/office/word/2015/wordml/symex" xmlns:wpg="http://schemas.microsoft.com/office/word/2010/wordprocessingGroup" xmlns:wpi="http://schemas.microsoft.com/office/word/2010/wordprocessingInk" xmlns:wne="http://schemas.microsoft.com/office/word/2006/wordml" xmlns:wps="http://schemas.microsoft.com/office/word/2010/wordprocessingShape" mc:Ignorable="w14 w15 w16se w16cid w16 w16cex w16sdtdh w16sdtfl w16du wp14">
+  <w:endnote w:type="separator" w:id="-1">
+    <w:p>
+      <w:pPr>
+        <w:spacing w:after="0" w:line="240" w:lineRule="auto"/>
+      </w:pPr>
+      <w:r>
+        <w:separator/>
+      </w:r>
+    </w:p>
+  </w:endnote>
+  <w:endnote w:type="continuationSeparator" w:id="0">
+    <w:p>
+      <w:pPr>
+        <w:spacing w:after="0" w:line="240" w:lineRule="auto"/>
+      </w:pPr>
+      <w:r>
+        <w:continuationSeparator/>
+      </w:r>
+    </w:p>
+  </w:endnote>
+</w:endnotes>
+</file>
+
+<file path=word/footnotes.xml><?xml version="1.0" encoding="utf-8"?>
+<w:footnotes xmlns:wpc="http://schemas.microsoft.com/office/word/2010/wordprocessingCanvas" xmlns:cx="http://schemas.microsoft.com/office/drawing/2014/chartex" xmlns:cx1="http://schemas.microsoft.com/office/drawing/2015/9/8/chartex" xmlns:cx2="http://schemas.microsoft.com/office/drawing/2015/10/21/chartex" xmlns:cx3="http://schemas.microsoft.com/office/drawing/2016/5/9/chartex" xmlns:cx4="http://schemas.microsoft.com/office/drawing/2016/5/10/chartex" xmlns:cx5="http://schemas.microsoft.com/office/drawing/2016/5/11/chartex" xmlns:cx6="http://schemas.microsoft.com/office/drawing/2016/5/12/chartex" xmlns:cx7="http://schemas.microsoft.com/office/drawing/2016/5/13/chartex" xmlns:cx8="http://schemas.microsoft.com/office/drawing/2016/5/14/chartex" xmlns:mc="http://schemas.openxmlformats.org/markup-compatibility/2006" xmlns:aink="http://schemas.microsoft.com/office/drawing/2016/ink" xmlns:am3d="http://schemas.microsoft.com/office/drawing/2017/model3d" xmlns:o="urn:schemas-microsoft-com:office:office" xmlns:oel="http://schemas.microsoft.com/office/2019/extlst" xmlns:r="http://schemas.openxmlformats.org/officeDocument/2006/relationships" xmlns:m="http://schemas.openxmlformats.org/officeDocument/2006/math" xmlns:v="urn:schemas-microsoft-com:vml" xmlns:wp14="http://schemas.microsoft.com/office/word/2010/wordprocessingDrawing" xmlns:wp="http://schemas.openxmlformats.org/drawingml/2006/wordprocessingDrawing" xmlns:w10="urn:schemas-microsoft-com:office:word" xmlns:w="http://schemas.openxmlformats.org/wordprocessingml/2006/main" xmlns:w14="http://schemas.microsoft.com/office/word/2010/wordml" xmlns:w15="http://schemas.microsoft.com/office/word/2012/wordml" xmlns:w16cex="http://schemas.microsoft.com/office/word/2018/wordml/cex" xmlns:w16cid="http://schemas.microsoft.com/office/word/2016/wordml/cid" xmlns:w16="http://schemas.microsoft.com/office/word/2018/wordml" xmlns:w16du="http://schemas.microsoft.com/office/word/2023/wordml/word16du" xmlns:w16sdtdh="http://schemas.microsoft.com/office/word/2020/wordml/sdtdatahash" xmlns:w16sdtfl="http://schemas.microsoft.com/office/word/2024/wordml/sdtformatlock" xmlns:w16se="http://schemas.microsoft.com/office/word/2015/wordml/symex" xmlns:wpg="http://schemas.microsoft.com/office/word/2010/wordprocessingGroup" xmlns:wpi="http://schemas.microsoft.com/office/word/2010/wordprocessingInk" xmlns:wne="http://schemas.microsoft.com/office/word/2006/wordml" xmlns:wps="http://schemas.microsoft.com/office/word/2010/wordprocessingShape" mc:Ignorable="w14 w15 w16se w16cid w16 w16cex w16sdtdh w16sdtfl w16du wp14">
+  <w:footnote w:type="separator" w:id="-1">
+    <w:p>
+      <w:pPr>
+        <w:spacing w:after="0" w:line="240" w:lineRule="auto"/>
+      </w:pPr>
+      <w:r>
+        <w:separator/>
+      </w:r>
+    </w:p>
+  </w:footnote>
+  <w:footnote w:type="continuationSeparator" w:id="0">
+    <w:p>
+      <w:pPr>
+        <w:spacing w:after="0" w:line="240" w:lineRule="auto"/>
+      </w:pPr>
+      <w:r>
+        <w:continuationSeparator/>
+      </w:r>
+    </w:p>
+  </w:footnote>
+</w:footnotes>
 </file>
 
 <file path=word/numbering.xml><?xml version="1.0" encoding="utf-8"?>
@@ -1070,7 +674,6 @@
   <w:style w:type="paragraph" w:default="1" w:styleId="a">
     <w:name w:val="Normal"/>
     <w:qFormat/>
-    <w:rsid w:val="00503CF3"/>
     <w:pPr>
       <w:widowControl w:val="0"/>
     </w:pPr>
@@ -1594,6 +1197,50 @@
       <w:color w:val="0F4761" w:themeColor="accent1" w:themeShade="BF"/>
       <w:spacing w:val="5"/>
     </w:rPr>
+  </w:style>
+  <w:style w:type="paragraph" w:styleId="ae">
+    <w:name w:val="header"/>
+    <w:basedOn w:val="a"/>
+    <w:link w:val="af"/>
+    <w:uiPriority w:val="99"/>
+    <w:unhideWhenUsed/>
+    <w:rsid w:val="00DA4122"/>
+    <w:pPr>
+      <w:tabs>
+        <w:tab w:val="center" w:pos="4320"/>
+        <w:tab w:val="right" w:pos="8640"/>
+      </w:tabs>
+      <w:spacing w:after="0" w:line="240" w:lineRule="auto"/>
+    </w:pPr>
+  </w:style>
+  <w:style w:type="character" w:customStyle="1" w:styleId="af">
+    <w:name w:val="页眉 字符"/>
+    <w:basedOn w:val="a0"/>
+    <w:link w:val="ae"/>
+    <w:uiPriority w:val="99"/>
+    <w:rsid w:val="00DA4122"/>
+  </w:style>
+  <w:style w:type="paragraph" w:styleId="af0">
+    <w:name w:val="footer"/>
+    <w:basedOn w:val="a"/>
+    <w:link w:val="af1"/>
+    <w:uiPriority w:val="99"/>
+    <w:unhideWhenUsed/>
+    <w:rsid w:val="00DA4122"/>
+    <w:pPr>
+      <w:tabs>
+        <w:tab w:val="center" w:pos="4320"/>
+        <w:tab w:val="right" w:pos="8640"/>
+      </w:tabs>
+      <w:spacing w:after="0" w:line="240" w:lineRule="auto"/>
+    </w:pPr>
+  </w:style>
+  <w:style w:type="character" w:customStyle="1" w:styleId="af1">
+    <w:name w:val="页脚 字符"/>
+    <w:basedOn w:val="a0"/>
+    <w:link w:val="af0"/>
+    <w:uiPriority w:val="99"/>
+    <w:rsid w:val="00DA4122"/>
   </w:style>
 </w:styles>
 </file>

--- a/UC Application/UC Application_Tommy 6.docx
+++ b/UC Application/UC Application_Tommy 6.docx
@@ -4,22 +4,198 @@
   <w:body>
     <w:p>
       <w:pPr>
-        <w:rPr>
-          <w:rFonts w:hint="eastAsia"/>
-        </w:rPr>
-      </w:pPr>
-      <w:r>
-        <w:rPr>
-          <w:rFonts w:ascii="Times New Roman" w:hAnsi="Times New Roman" w:cs="Times New Roman"/>
-          <w:color w:val="000000" w:themeColor="text1"/>
-          <w:sz w:val="24"/>
-        </w:rPr>
-        <w:t>I have been passionate about physics since elementary school, when the subject was called Science. At that time, I had a close friend whose mother was a professor at Capital Normal University. He often shared basic physics concepts with me and even described some of her projects, such as laser devices she was developing. I enjoyed discussing these ideas with him and took careful notes in class, even though science was not included in our major exams. My teacher once praised my notebook as one of the most detailed in class, which encouraged me to take the subject more seriously.</w:t>
-      </w:r>
-      <w:r>
-        <w:rPr>
-          <w:rFonts w:ascii="Times New Roman" w:hAnsi="Times New Roman" w:cs="Times New Roman"/>
-          <w:color w:val="000000" w:themeColor="text1"/>
+        <w:spacing w:after="0" w:line="240" w:lineRule="auto"/>
+        <w:rPr>
+          <w:rFonts w:ascii="Times New Roman" w:hAnsi="Times New Roman" w:cs="Times New Roman"/>
+          <w:sz w:val="24"/>
+        </w:rPr>
+      </w:pPr>
+      <w:r>
+        <w:rPr>
+          <w:rFonts w:ascii="Times New Roman" w:hAnsi="Times New Roman" w:cs="Times New Roman"/>
+          <w:sz w:val="24"/>
+        </w:rPr>
+        <w:t>Physics didn’t start for me in a textbook</w:t>
+      </w:r>
+      <w:r>
+        <w:rPr>
+          <w:rFonts w:ascii="Times New Roman" w:hAnsi="Times New Roman" w:cs="Times New Roman"/>
+          <w:sz w:val="24"/>
+        </w:rPr>
+        <w:t>. I</w:t>
+      </w:r>
+      <w:r>
+        <w:rPr>
+          <w:rFonts w:ascii="Times New Roman" w:hAnsi="Times New Roman" w:cs="Times New Roman"/>
+          <w:sz w:val="24"/>
+        </w:rPr>
+        <w:t>t started in my friend’s living room, listening to his mom</w:t>
+      </w:r>
+      <w:r>
+        <w:rPr>
+          <w:rFonts w:ascii="Times New Roman" w:hAnsi="Times New Roman" w:cs="Times New Roman"/>
+          <w:sz w:val="24"/>
+        </w:rPr>
+        <w:t xml:space="preserve"> – a professor – talk </w:t>
+      </w:r>
+      <w:r>
+        <w:rPr>
+          <w:rFonts w:ascii="Times New Roman" w:hAnsi="Times New Roman" w:cs="Times New Roman"/>
+          <w:sz w:val="24"/>
+        </w:rPr>
+        <w:t xml:space="preserve">about her research. My friend and I would spend hours trying to wrap our heads around how things worked, even attempting to build a laser mixer in his garage. At that age, </w:t>
+      </w:r>
+      <w:r>
+        <w:rPr>
+          <w:rFonts w:ascii="Times New Roman" w:hAnsi="Times New Roman" w:cs="Times New Roman"/>
+          <w:sz w:val="24"/>
+        </w:rPr>
+        <w:t>“</w:t>
+      </w:r>
+      <w:r>
+        <w:rPr>
+          <w:rFonts w:ascii="Times New Roman" w:hAnsi="Times New Roman" w:cs="Times New Roman"/>
+          <w:sz w:val="24"/>
+        </w:rPr>
+        <w:t>Science</w:t>
+      </w:r>
+      <w:r>
+        <w:rPr>
+          <w:rFonts w:ascii="Times New Roman" w:hAnsi="Times New Roman" w:cs="Times New Roman"/>
+          <w:sz w:val="24"/>
+        </w:rPr>
+        <w:t>”</w:t>
+      </w:r>
+      <w:r>
+        <w:rPr>
+          <w:rFonts w:ascii="Times New Roman" w:hAnsi="Times New Roman" w:cs="Times New Roman"/>
+          <w:sz w:val="24"/>
+        </w:rPr>
+        <w:t xml:space="preserve"> wasn</w:t>
+      </w:r>
+      <w:r>
+        <w:rPr>
+          <w:rFonts w:ascii="Times New Roman" w:hAnsi="Times New Roman" w:cs="Times New Roman"/>
+          <w:sz w:val="24"/>
+        </w:rPr>
+        <w:t>’</w:t>
+      </w:r>
+      <w:r>
+        <w:rPr>
+          <w:rFonts w:ascii="Times New Roman" w:hAnsi="Times New Roman" w:cs="Times New Roman"/>
+          <w:sz w:val="24"/>
+        </w:rPr>
+        <w:t xml:space="preserve">t even a graded class, but I was the kid in the front row, scribbling down every detail, just because I wanted to know the </w:t>
+      </w:r>
+      <w:r>
+        <w:rPr>
+          <w:rFonts w:ascii="Times New Roman" w:hAnsi="Times New Roman" w:cs="Times New Roman"/>
+          <w:sz w:val="24"/>
+        </w:rPr>
+        <w:t>“</w:t>
+      </w:r>
+      <w:r>
+        <w:rPr>
+          <w:rFonts w:ascii="Times New Roman" w:hAnsi="Times New Roman" w:cs="Times New Roman"/>
+          <w:sz w:val="24"/>
+        </w:rPr>
+        <w:t>why</w:t>
+      </w:r>
+      <w:r>
+        <w:rPr>
+          <w:rFonts w:ascii="Times New Roman" w:hAnsi="Times New Roman" w:cs="Times New Roman"/>
+          <w:sz w:val="24"/>
+        </w:rPr>
+        <w:t>”</w:t>
+      </w:r>
+      <w:r>
+        <w:rPr>
+          <w:rFonts w:ascii="Times New Roman" w:hAnsi="Times New Roman" w:cs="Times New Roman"/>
+          <w:sz w:val="24"/>
+        </w:rPr>
+        <w:t xml:space="preserve"> behind the </w:t>
+      </w:r>
+      <w:r>
+        <w:rPr>
+          <w:rFonts w:ascii="Times New Roman" w:hAnsi="Times New Roman" w:cs="Times New Roman"/>
+          <w:sz w:val="24"/>
+        </w:rPr>
+        <w:t>“</w:t>
+      </w:r>
+      <w:r>
+        <w:rPr>
+          <w:rFonts w:ascii="Times New Roman" w:hAnsi="Times New Roman" w:cs="Times New Roman"/>
+          <w:sz w:val="24"/>
+        </w:rPr>
+        <w:t>what.</w:t>
+      </w:r>
+      <w:r>
+        <w:rPr>
+          <w:rFonts w:ascii="Times New Roman" w:hAnsi="Times New Roman" w:cs="Times New Roman"/>
+          <w:sz w:val="24"/>
+        </w:rPr>
+        <w:t>”</w:t>
+      </w:r>
+    </w:p>
+    <w:p>
+      <w:pPr>
+        <w:spacing w:after="0" w:line="240" w:lineRule="auto"/>
+        <w:rPr>
+          <w:rFonts w:ascii="Times New Roman" w:hAnsi="Times New Roman" w:cs="Times New Roman"/>
+          <w:sz w:val="24"/>
+        </w:rPr>
+      </w:pPr>
+    </w:p>
+    <w:p>
+      <w:pPr>
+        <w:spacing w:after="0" w:line="240" w:lineRule="auto"/>
+        <w:rPr>
+          <w:rFonts w:ascii="Times New Roman" w:hAnsi="Times New Roman" w:cs="Times New Roman"/>
+          <w:sz w:val="24"/>
+        </w:rPr>
+      </w:pPr>
+      <w:r>
+        <w:rPr>
+          <w:rFonts w:ascii="Times New Roman" w:hAnsi="Times New Roman" w:cs="Times New Roman"/>
+          <w:sz w:val="24"/>
+        </w:rPr>
+        <w:t xml:space="preserve">That curiosity really took off in junior high, thanks to a teacher who turned the lab into my favorite place to be. I still remember the time I came back after being sick for a week. I was worried about falling behind, but instead of just handing me some worksheets, she spent her entire lunch break digging through old cabinets and dusty boxes. She pulled out equipment until it looked like an inventor’s workshop, running experiment after experiment just to make sure I </w:t>
+      </w:r>
+      <w:proofErr w:type="gramStart"/>
+      <w:r>
+        <w:rPr>
+          <w:rFonts w:ascii="Times New Roman" w:hAnsi="Times New Roman" w:cs="Times New Roman"/>
+          <w:sz w:val="24"/>
+        </w:rPr>
+        <w:t xml:space="preserve">actually </w:t>
+      </w:r>
+      <w:r>
+        <w:rPr>
+          <w:rFonts w:ascii="Times New Roman" w:hAnsi="Times New Roman" w:cs="Times New Roman"/>
+          <w:i/>
+          <w:iCs/>
+          <w:sz w:val="24"/>
+        </w:rPr>
+        <w:t>saw</w:t>
+      </w:r>
+      <w:proofErr w:type="gramEnd"/>
+      <w:r>
+        <w:rPr>
+          <w:rFonts w:ascii="Times New Roman" w:hAnsi="Times New Roman" w:cs="Times New Roman"/>
+          <w:sz w:val="24"/>
+        </w:rPr>
+        <w:t xml:space="preserve"> the concepts in action. She taught me that physics shouldn’t just be read</w:t>
+      </w:r>
+      <w:r>
+        <w:rPr>
+          <w:rFonts w:ascii="Times New Roman" w:hAnsi="Times New Roman" w:cs="Times New Roman"/>
+          <w:sz w:val="24"/>
+        </w:rPr>
+        <w:t>.</w:t>
+      </w:r>
+      <w:r>
+        <w:rPr>
+          <w:rFonts w:ascii="Times New Roman" w:hAnsi="Times New Roman" w:cs="Times New Roman"/>
           <w:sz w:val="24"/>
         </w:rPr>
         <w:t xml:space="preserve"> </w:t>
@@ -27,34 +203,156 @@
       <w:r>
         <w:rPr>
           <w:rFonts w:ascii="Times New Roman" w:hAnsi="Times New Roman" w:cs="Times New Roman"/>
-          <w:color w:val="000000" w:themeColor="text1"/>
-          <w:sz w:val="24"/>
-        </w:rPr>
-        <w:t>In junior high school, I officially began studying physics. I met an inspiring teacher who was both patient and creative. Whenever I had questions, even after class, she would stay and explain them step by step. Once, when I missed a week of school due to illness, she used her lunch break to review the material with another classmate and me. Instead of simply lecturing, she searched for experimental equipment and demonstrated several hands-on experiments so we could understand the concepts more clearly. Her approach showed me that physics is not just formulas on paper, but a way to explore the real world.</w:t>
-      </w:r>
-      <w:r>
-        <w:rPr>
-          <w:rFonts w:ascii="Times New Roman" w:hAnsi="Times New Roman" w:cs="Times New Roman"/>
-          <w:color w:val="000000" w:themeColor="text1"/>
-          <w:sz w:val="24"/>
-        </w:rPr>
-        <w:t xml:space="preserve"> </w:t>
-      </w:r>
-      <w:r>
-        <w:rPr>
-          <w:rFonts w:ascii="Times New Roman" w:hAnsi="Times New Roman" w:cs="Times New Roman"/>
-          <w:color w:val="000000" w:themeColor="text1"/>
-          <w:sz w:val="24"/>
-        </w:rPr>
-        <w:t>Now, physics shapes how I observe everyday life. For example, one day I noticed the colorful patterns in a soap bubble and began wondering why the colors shift as the surface moves. I later learned this is caused by thin-film interference. Moments like this remind me that physics is everywhere</w:t>
-      </w:r>
-      <w:r>
-        <w:rPr>
-          <w:rFonts w:ascii="Times New Roman" w:hAnsi="Times New Roman" w:cs="Times New Roman"/>
-          <w:color w:val="000000" w:themeColor="text1"/>
+          <w:sz w:val="24"/>
+        </w:rPr>
+        <w:t>I</w:t>
+      </w:r>
+      <w:r>
+        <w:rPr>
+          <w:rFonts w:ascii="Times New Roman" w:hAnsi="Times New Roman" w:cs="Times New Roman"/>
+          <w:sz w:val="24"/>
+        </w:rPr>
+        <w:t xml:space="preserve">t </w:t>
+      </w:r>
+      <w:proofErr w:type="gramStart"/>
+      <w:r>
+        <w:rPr>
+          <w:rFonts w:ascii="Times New Roman" w:hAnsi="Times New Roman" w:cs="Times New Roman"/>
+          <w:sz w:val="24"/>
+        </w:rPr>
+        <w:t>has to</w:t>
+      </w:r>
+      <w:proofErr w:type="gramEnd"/>
+      <w:r>
+        <w:rPr>
+          <w:rFonts w:ascii="Times New Roman" w:hAnsi="Times New Roman" w:cs="Times New Roman"/>
+          <w:sz w:val="24"/>
+        </w:rPr>
+        <w:t xml:space="preserve"> be experienced.</w:t>
+      </w:r>
+    </w:p>
+    <w:p>
+      <w:pPr>
+        <w:spacing w:after="0" w:line="240" w:lineRule="auto"/>
+        <w:rPr>
+          <w:rFonts w:ascii="Times New Roman" w:hAnsi="Times New Roman" w:cs="Times New Roman"/>
+          <w:sz w:val="24"/>
+        </w:rPr>
+      </w:pPr>
+    </w:p>
+    <w:p>
+      <w:pPr>
+        <w:spacing w:after="0" w:line="240" w:lineRule="auto"/>
+        <w:rPr>
+          <w:rFonts w:ascii="Times New Roman" w:hAnsi="Times New Roman" w:cs="Times New Roman"/>
+          <w:sz w:val="24"/>
+        </w:rPr>
+      </w:pPr>
+      <w:r>
+        <w:rPr>
+          <w:rFonts w:ascii="Times New Roman" w:hAnsi="Times New Roman" w:cs="Times New Roman"/>
+          <w:sz w:val="24"/>
+        </w:rPr>
+        <w:t>That hands-on approach completely changed my mindset. Today, I don’t just walk through the world</w:t>
+      </w:r>
+      <w:r>
+        <w:rPr>
+          <w:rFonts w:ascii="Times New Roman" w:hAnsi="Times New Roman" w:cs="Times New Roman"/>
           <w:sz w:val="24"/>
         </w:rPr>
         <w:t>.</w:t>
+      </w:r>
+      <w:r>
+        <w:rPr>
+          <w:rFonts w:ascii="Times New Roman" w:hAnsi="Times New Roman" w:cs="Times New Roman"/>
+          <w:sz w:val="24"/>
+        </w:rPr>
+        <w:t xml:space="preserve"> I analyze it. Whether I’m watching the arc of a ball during a game or noticing the way shadows shift on the sidewalk, my brain automatically starts deconstructing the physics behind the movement.</w:t>
+      </w:r>
+    </w:p>
+    <w:p>
+      <w:pPr>
+        <w:spacing w:after="0" w:line="240" w:lineRule="auto"/>
+        <w:rPr>
+          <w:rFonts w:ascii="Times New Roman" w:hAnsi="Times New Roman" w:cs="Times New Roman"/>
+          <w:sz w:val="24"/>
+        </w:rPr>
+      </w:pPr>
+    </w:p>
+    <w:p>
+      <w:pPr>
+        <w:spacing w:after="0" w:line="240" w:lineRule="auto"/>
+        <w:rPr>
+          <w:rFonts w:ascii="Times New Roman" w:hAnsi="Times New Roman" w:cs="Times New Roman"/>
+          <w:sz w:val="24"/>
+        </w:rPr>
+      </w:pPr>
+      <w:r>
+        <w:rPr>
+          <w:rFonts w:ascii="Times New Roman" w:hAnsi="Times New Roman" w:cs="Times New Roman"/>
+          <w:sz w:val="24"/>
+        </w:rPr>
+        <w:t xml:space="preserve">I’ve put in the work to get the AP </w:t>
+      </w:r>
+      <w:proofErr w:type="gramStart"/>
+      <w:r>
+        <w:rPr>
+          <w:rFonts w:ascii="Times New Roman" w:hAnsi="Times New Roman" w:cs="Times New Roman"/>
+          <w:sz w:val="24"/>
+        </w:rPr>
+        <w:t>scores</w:t>
+      </w:r>
+      <w:proofErr w:type="gramEnd"/>
+      <w:r>
+        <w:rPr>
+          <w:rFonts w:ascii="Times New Roman" w:hAnsi="Times New Roman" w:cs="Times New Roman"/>
+          <w:sz w:val="24"/>
+        </w:rPr>
+        <w:t xml:space="preserve"> and the Physics Bowl medals, but those feel more like milestones in a much longer journey. Physics, to me, is the ultimate toolkit for curiosity. It’s not about memorizing formulas to pass a test; it’s about the habit of looking at a random phenomenon and refusing to stop until I understand the mechanics behind it. When I get to university, I’m looking forward to finding a classroom where I can keep building that toolkit</w:t>
+      </w:r>
+      <w:r>
+        <w:rPr>
+          <w:rFonts w:ascii="Times New Roman" w:hAnsi="Times New Roman" w:cs="Times New Roman"/>
+          <w:sz w:val="24"/>
+        </w:rPr>
+        <w:t xml:space="preserve">, </w:t>
+      </w:r>
+      <w:r>
+        <w:rPr>
+          <w:rFonts w:ascii="Times New Roman" w:hAnsi="Times New Roman" w:cs="Times New Roman"/>
+          <w:sz w:val="24"/>
+        </w:rPr>
+        <w:t>and hopefully, finding more teachers who aren</w:t>
+      </w:r>
+      <w:r>
+        <w:rPr>
+          <w:rFonts w:ascii="Times New Roman" w:hAnsi="Times New Roman" w:cs="Times New Roman"/>
+          <w:sz w:val="24"/>
+        </w:rPr>
+        <w:t>’</w:t>
+      </w:r>
+      <w:r>
+        <w:rPr>
+          <w:rFonts w:ascii="Times New Roman" w:hAnsi="Times New Roman" w:cs="Times New Roman"/>
+          <w:sz w:val="24"/>
+        </w:rPr>
+        <w:t xml:space="preserve">t afraid to </w:t>
+      </w:r>
+      <w:proofErr w:type="gramStart"/>
+      <w:r>
+        <w:rPr>
+          <w:rFonts w:ascii="Times New Roman" w:hAnsi="Times New Roman" w:cs="Times New Roman"/>
+          <w:sz w:val="24"/>
+        </w:rPr>
+        <w:t>open up</w:t>
+      </w:r>
+      <w:proofErr w:type="gramEnd"/>
+      <w:r>
+        <w:rPr>
+          <w:rFonts w:ascii="Times New Roman" w:hAnsi="Times New Roman" w:cs="Times New Roman"/>
+          <w:sz w:val="24"/>
+        </w:rPr>
+        <w:t xml:space="preserve"> the supply cabinets and let us get our hands dirty.</w:t>
       </w:r>
     </w:p>
     <w:sectPr>
@@ -674,6 +972,7 @@
   <w:style w:type="paragraph" w:default="1" w:styleId="a">
     <w:name w:val="Normal"/>
     <w:qFormat/>
+    <w:rsid w:val="00C66DA7"/>
     <w:pPr>
       <w:widowControl w:val="0"/>
     </w:pPr>
